--- a/submission/PathwayAI_v10.docx
+++ b/submission/PathwayAI_v10.docx
@@ -19,7 +19,7 @@
     </w:p>
     <w:p>
       <w:r>
-        <w:t>Suddenly, we had questions. Where could we find affordable care? What would the tests cost? And how could he explain his symptoms in a language he wasn’t comfortable speaking?</w:t>
+        <w:t>Overnight, our lives were filled with questions. Where could we find affordable care? What would the tests cost? And how could he explain his symptoms in a language he wasn’t comfortable speaking?</w:t>
       </w:r>
     </w:p>
     <w:p>
